--- a/Team-Meeting-2.docx
+++ b/Team-Meeting-2.docx
@@ -51,17 +51,20 @@
           <w:insideH w:val="single" w:sz="4" w:space="0" w:color="000000"/>
           <w:insideV w:val="single" w:sz="4" w:space="0" w:color="000000"/>
         </w:tblBorders>
+        <w:tblLayout w:type="fixed"/>
       </w:tblPr>
       <w:tblGrid>
-        <w:gridCol w:w="3960"/>
-        <w:gridCol w:w="3960"/>
+        <w:gridCol w:w="4680"/>
+        <w:gridCol w:w="4680"/>
       </w:tblGrid>
       <w:tr>
         <w:trPr>
           <w:tblHeader w:val="on"/>
         </w:trPr>
         <w:tc>
-          <w:tcPr/>
+          <w:tcPr>
+            <w:tcW w:type="dxa" w:w="4680"/>
+          </w:tcPr>
           <w:p>
             <w:pPr>
               <w:pStyle w:val="Compact"/>
@@ -72,7 +75,9 @@
           </w:p>
         </w:tc>
         <w:tc>
-          <w:tcPr/>
+          <w:tcPr>
+            <w:tcW w:type="dxa" w:w="4680"/>
+          </w:tcPr>
           <w:p>
             <w:pPr>
               <w:pStyle w:val="Compact"/>
@@ -85,7 +90,9 @@
       </w:tr>
       <w:tr>
         <w:tc>
-          <w:tcPr/>
+          <w:tcPr>
+            <w:tcW w:type="dxa" w:w="4680"/>
+          </w:tcPr>
           <w:p>
             <w:pPr>
               <w:pStyle w:val="Compact"/>
@@ -96,17 +103,21 @@
           </w:p>
         </w:tc>
         <w:tc>
-          <w:tcPr/>
-          <w:p>
-            <w:pPr>
-              <w:pStyle w:val="Compact"/>
-            </w:pPr>
-          </w:p>
-        </w:tc>
-      </w:tr>
-      <w:tr>
-        <w:tc>
-          <w:tcPr/>
+          <w:tcPr>
+            <w:tcW w:type="dxa" w:w="4680"/>
+          </w:tcPr>
+          <w:p>
+            <w:pPr>
+              <w:pStyle w:val="Compact"/>
+            </w:pPr>
+          </w:p>
+        </w:tc>
+      </w:tr>
+      <w:tr>
+        <w:tc>
+          <w:tcPr>
+            <w:tcW w:type="dxa" w:w="4680"/>
+          </w:tcPr>
           <w:p>
             <w:pPr>
               <w:pStyle w:val="Compact"/>
@@ -117,17 +128,21 @@
           </w:p>
         </w:tc>
         <w:tc>
-          <w:tcPr/>
-          <w:p>
-            <w:pPr>
-              <w:pStyle w:val="Compact"/>
-            </w:pPr>
-          </w:p>
-        </w:tc>
-      </w:tr>
-      <w:tr>
-        <w:tc>
-          <w:tcPr/>
+          <w:tcPr>
+            <w:tcW w:type="dxa" w:w="4680"/>
+          </w:tcPr>
+          <w:p>
+            <w:pPr>
+              <w:pStyle w:val="Compact"/>
+            </w:pPr>
+          </w:p>
+        </w:tc>
+      </w:tr>
+      <w:tr>
+        <w:tc>
+          <w:tcPr>
+            <w:tcW w:type="dxa" w:w="4680"/>
+          </w:tcPr>
           <w:p>
             <w:pPr>
               <w:pStyle w:val="Compact"/>
@@ -138,17 +153,21 @@
           </w:p>
         </w:tc>
         <w:tc>
-          <w:tcPr/>
-          <w:p>
-            <w:pPr>
-              <w:pStyle w:val="Compact"/>
-            </w:pPr>
-          </w:p>
-        </w:tc>
-      </w:tr>
-      <w:tr>
-        <w:tc>
-          <w:tcPr/>
+          <w:tcPr>
+            <w:tcW w:type="dxa" w:w="4680"/>
+          </w:tcPr>
+          <w:p>
+            <w:pPr>
+              <w:pStyle w:val="Compact"/>
+            </w:pPr>
+          </w:p>
+        </w:tc>
+      </w:tr>
+      <w:tr>
+        <w:tc>
+          <w:tcPr>
+            <w:tcW w:type="dxa" w:w="4680"/>
+          </w:tcPr>
           <w:p>
             <w:pPr>
               <w:pStyle w:val="Compact"/>
@@ -159,7 +178,9 @@
           </w:p>
         </w:tc>
         <w:tc>
-          <w:tcPr/>
+          <w:tcPr>
+            <w:tcW w:type="dxa" w:w="4680"/>
+          </w:tcPr>
           <w:p>
             <w:pPr>
               <w:pStyle w:val="Compact"/>
@@ -190,17 +211,20 @@
           <w:insideH w:val="single" w:sz="4" w:space="0" w:color="000000"/>
           <w:insideV w:val="single" w:sz="4" w:space="0" w:color="000000"/>
         </w:tblBorders>
+        <w:tblLayout w:type="fixed"/>
       </w:tblPr>
       <w:tblGrid>
-        <w:gridCol w:w="3960"/>
-        <w:gridCol w:w="3960"/>
+        <w:gridCol w:w="4680"/>
+        <w:gridCol w:w="4680"/>
       </w:tblGrid>
       <w:tr>
         <w:trPr>
           <w:tblHeader w:val="on"/>
         </w:trPr>
         <w:tc>
-          <w:tcPr/>
+          <w:tcPr>
+            <w:tcW w:type="dxa" w:w="4680"/>
+          </w:tcPr>
           <w:p>
             <w:pPr>
               <w:pStyle w:val="Compact"/>
@@ -211,7 +235,9 @@
           </w:p>
         </w:tc>
         <w:tc>
-          <w:tcPr/>
+          <w:tcPr>
+            <w:tcW w:type="dxa" w:w="4680"/>
+          </w:tcPr>
           <w:p>
             <w:pPr>
               <w:pStyle w:val="Compact"/>
@@ -224,7 +250,9 @@
       </w:tr>
       <w:tr>
         <w:tc>
-          <w:tcPr/>
+          <w:tcPr>
+            <w:tcW w:type="dxa" w:w="4680"/>
+          </w:tcPr>
           <w:p>
             <w:pPr>
               <w:pStyle w:val="Compact"/>
@@ -235,17 +263,21 @@
           </w:p>
         </w:tc>
         <w:tc>
-          <w:tcPr/>
-          <w:p>
-            <w:pPr>
-              <w:pStyle w:val="Compact"/>
-            </w:pPr>
-          </w:p>
-        </w:tc>
-      </w:tr>
-      <w:tr>
-        <w:tc>
-          <w:tcPr/>
+          <w:tcPr>
+            <w:tcW w:type="dxa" w:w="4680"/>
+          </w:tcPr>
+          <w:p>
+            <w:pPr>
+              <w:pStyle w:val="Compact"/>
+            </w:pPr>
+          </w:p>
+        </w:tc>
+      </w:tr>
+      <w:tr>
+        <w:tc>
+          <w:tcPr>
+            <w:tcW w:type="dxa" w:w="4680"/>
+          </w:tcPr>
           <w:p>
             <w:pPr>
               <w:pStyle w:val="Compact"/>
@@ -256,17 +288,21 @@
           </w:p>
         </w:tc>
         <w:tc>
-          <w:tcPr/>
-          <w:p>
-            <w:pPr>
-              <w:pStyle w:val="Compact"/>
-            </w:pPr>
-          </w:p>
-        </w:tc>
-      </w:tr>
-      <w:tr>
-        <w:tc>
-          <w:tcPr/>
+          <w:tcPr>
+            <w:tcW w:type="dxa" w:w="4680"/>
+          </w:tcPr>
+          <w:p>
+            <w:pPr>
+              <w:pStyle w:val="Compact"/>
+            </w:pPr>
+          </w:p>
+        </w:tc>
+      </w:tr>
+      <w:tr>
+        <w:tc>
+          <w:tcPr>
+            <w:tcW w:type="dxa" w:w="4680"/>
+          </w:tcPr>
           <w:p>
             <w:pPr>
               <w:pStyle w:val="Compact"/>
@@ -277,17 +313,21 @@
           </w:p>
         </w:tc>
         <w:tc>
-          <w:tcPr/>
-          <w:p>
-            <w:pPr>
-              <w:pStyle w:val="Compact"/>
-            </w:pPr>
-          </w:p>
-        </w:tc>
-      </w:tr>
-      <w:tr>
-        <w:tc>
-          <w:tcPr/>
+          <w:tcPr>
+            <w:tcW w:type="dxa" w:w="4680"/>
+          </w:tcPr>
+          <w:p>
+            <w:pPr>
+              <w:pStyle w:val="Compact"/>
+            </w:pPr>
+          </w:p>
+        </w:tc>
+      </w:tr>
+      <w:tr>
+        <w:tc>
+          <w:tcPr>
+            <w:tcW w:type="dxa" w:w="4680"/>
+          </w:tcPr>
           <w:p>
             <w:pPr>
               <w:pStyle w:val="Compact"/>
@@ -298,17 +338,21 @@
           </w:p>
         </w:tc>
         <w:tc>
-          <w:tcPr/>
-          <w:p>
-            <w:pPr>
-              <w:pStyle w:val="Compact"/>
-            </w:pPr>
-          </w:p>
-        </w:tc>
-      </w:tr>
-      <w:tr>
-        <w:tc>
-          <w:tcPr/>
+          <w:tcPr>
+            <w:tcW w:type="dxa" w:w="4680"/>
+          </w:tcPr>
+          <w:p>
+            <w:pPr>
+              <w:pStyle w:val="Compact"/>
+            </w:pPr>
+          </w:p>
+        </w:tc>
+      </w:tr>
+      <w:tr>
+        <w:tc>
+          <w:tcPr>
+            <w:tcW w:type="dxa" w:w="4680"/>
+          </w:tcPr>
           <w:p>
             <w:pPr>
               <w:pStyle w:val="Compact"/>
@@ -319,17 +363,21 @@
           </w:p>
         </w:tc>
         <w:tc>
-          <w:tcPr/>
-          <w:p>
-            <w:pPr>
-              <w:pStyle w:val="Compact"/>
-            </w:pPr>
-          </w:p>
-        </w:tc>
-      </w:tr>
-      <w:tr>
-        <w:tc>
-          <w:tcPr/>
+          <w:tcPr>
+            <w:tcW w:type="dxa" w:w="4680"/>
+          </w:tcPr>
+          <w:p>
+            <w:pPr>
+              <w:pStyle w:val="Compact"/>
+            </w:pPr>
+          </w:p>
+        </w:tc>
+      </w:tr>
+      <w:tr>
+        <w:tc>
+          <w:tcPr>
+            <w:tcW w:type="dxa" w:w="4680"/>
+          </w:tcPr>
           <w:p>
             <w:pPr>
               <w:pStyle w:val="Compact"/>
@@ -340,7 +388,9 @@
           </w:p>
         </w:tc>
         <w:tc>
-          <w:tcPr/>
+          <w:tcPr>
+            <w:tcW w:type="dxa" w:w="4680"/>
+          </w:tcPr>
           <w:p>
             <w:pPr>
               <w:pStyle w:val="Compact"/>
@@ -372,17 +422,20 @@
           <w:insideH w:val="single" w:sz="4" w:space="0" w:color="000000"/>
           <w:insideV w:val="single" w:sz="4" w:space="0" w:color="000000"/>
         </w:tblBorders>
+        <w:tblLayout w:type="fixed"/>
       </w:tblPr>
       <w:tblGrid>
-        <w:gridCol w:w="3960"/>
-        <w:gridCol w:w="3960"/>
+        <w:gridCol w:w="4680"/>
+        <w:gridCol w:w="4680"/>
       </w:tblGrid>
       <w:tr>
         <w:trPr>
           <w:tblHeader w:val="on"/>
         </w:trPr>
         <w:tc>
-          <w:tcPr/>
+          <w:tcPr>
+            <w:tcW w:type="dxa" w:w="4680"/>
+          </w:tcPr>
           <w:p>
             <w:pPr>
               <w:pStyle w:val="Compact"/>
@@ -393,7 +446,9 @@
           </w:p>
         </w:tc>
         <w:tc>
-          <w:tcPr/>
+          <w:tcPr>
+            <w:tcW w:type="dxa" w:w="4680"/>
+          </w:tcPr>
           <w:p>
             <w:pPr>
               <w:pStyle w:val="Compact"/>
@@ -406,33 +461,41 @@
       </w:tr>
       <w:tr>
         <w:tc>
-          <w:tcPr/>
-          <w:p>
-            <w:pPr>
-              <w:pStyle w:val="Compact"/>
-            </w:pPr>
-          </w:p>
-        </w:tc>
-        <w:tc>
-          <w:tcPr/>
-          <w:p>
-            <w:pPr>
-              <w:pStyle w:val="Compact"/>
-            </w:pPr>
-          </w:p>
-        </w:tc>
-      </w:tr>
-      <w:tr>
-        <w:tc>
-          <w:tcPr/>
-          <w:p>
-            <w:pPr>
-              <w:pStyle w:val="Compact"/>
-            </w:pPr>
-          </w:p>
-        </w:tc>
-        <w:tc>
-          <w:tcPr/>
+          <w:tcPr>
+            <w:tcW w:type="dxa" w:w="4680"/>
+          </w:tcPr>
+          <w:p>
+            <w:pPr>
+              <w:pStyle w:val="Compact"/>
+            </w:pPr>
+          </w:p>
+        </w:tc>
+        <w:tc>
+          <w:tcPr>
+            <w:tcW w:type="dxa" w:w="4680"/>
+          </w:tcPr>
+          <w:p>
+            <w:pPr>
+              <w:pStyle w:val="Compact"/>
+            </w:pPr>
+          </w:p>
+        </w:tc>
+      </w:tr>
+      <w:tr>
+        <w:tc>
+          <w:tcPr>
+            <w:tcW w:type="dxa" w:w="4680"/>
+          </w:tcPr>
+          <w:p>
+            <w:pPr>
+              <w:pStyle w:val="Compact"/>
+            </w:pPr>
+          </w:p>
+        </w:tc>
+        <w:tc>
+          <w:tcPr>
+            <w:tcW w:type="dxa" w:w="4680"/>
+          </w:tcPr>
           <w:p>
             <w:pPr>
               <w:pStyle w:val="Compact"/>
@@ -623,17 +686,20 @@
           <w:insideH w:val="single" w:sz="4" w:space="0" w:color="000000"/>
           <w:insideV w:val="single" w:sz="4" w:space="0" w:color="000000"/>
         </w:tblBorders>
+        <w:tblLayout w:type="fixed"/>
       </w:tblPr>
       <w:tblGrid>
-        <w:gridCol w:w="3960"/>
-        <w:gridCol w:w="3960"/>
+        <w:gridCol w:w="4680"/>
+        <w:gridCol w:w="4680"/>
       </w:tblGrid>
       <w:tr>
         <w:trPr>
           <w:tblHeader w:val="on"/>
         </w:trPr>
         <w:tc>
-          <w:tcPr/>
+          <w:tcPr>
+            <w:tcW w:type="dxa" w:w="4680"/>
+          </w:tcPr>
           <w:p>
             <w:pPr>
               <w:pStyle w:val="Compact"/>
@@ -644,7 +710,9 @@
           </w:p>
         </w:tc>
         <w:tc>
-          <w:tcPr/>
+          <w:tcPr>
+            <w:tcW w:type="dxa" w:w="4680"/>
+          </w:tcPr>
           <w:p>
             <w:pPr>
               <w:pStyle w:val="Compact"/>
@@ -657,7 +725,9 @@
       </w:tr>
       <w:tr>
         <w:tc>
-          <w:tcPr/>
+          <w:tcPr>
+            <w:tcW w:type="dxa" w:w="4680"/>
+          </w:tcPr>
           <w:p>
             <w:pPr>
               <w:pStyle w:val="Compact"/>
@@ -668,17 +738,21 @@
           </w:p>
         </w:tc>
         <w:tc>
-          <w:tcPr/>
-          <w:p>
-            <w:pPr>
-              <w:pStyle w:val="Compact"/>
-            </w:pPr>
-          </w:p>
-        </w:tc>
-      </w:tr>
-      <w:tr>
-        <w:tc>
-          <w:tcPr/>
+          <w:tcPr>
+            <w:tcW w:type="dxa" w:w="4680"/>
+          </w:tcPr>
+          <w:p>
+            <w:pPr>
+              <w:pStyle w:val="Compact"/>
+            </w:pPr>
+          </w:p>
+        </w:tc>
+      </w:tr>
+      <w:tr>
+        <w:tc>
+          <w:tcPr>
+            <w:tcW w:type="dxa" w:w="4680"/>
+          </w:tcPr>
           <w:p>
             <w:pPr>
               <w:pStyle w:val="Compact"/>
@@ -689,17 +763,21 @@
           </w:p>
         </w:tc>
         <w:tc>
-          <w:tcPr/>
-          <w:p>
-            <w:pPr>
-              <w:pStyle w:val="Compact"/>
-            </w:pPr>
-          </w:p>
-        </w:tc>
-      </w:tr>
-      <w:tr>
-        <w:tc>
-          <w:tcPr/>
+          <w:tcPr>
+            <w:tcW w:type="dxa" w:w="4680"/>
+          </w:tcPr>
+          <w:p>
+            <w:pPr>
+              <w:pStyle w:val="Compact"/>
+            </w:pPr>
+          </w:p>
+        </w:tc>
+      </w:tr>
+      <w:tr>
+        <w:tc>
+          <w:tcPr>
+            <w:tcW w:type="dxa" w:w="4680"/>
+          </w:tcPr>
           <w:p>
             <w:pPr>
               <w:pStyle w:val="Compact"/>
@@ -710,17 +788,21 @@
           </w:p>
         </w:tc>
         <w:tc>
-          <w:tcPr/>
-          <w:p>
-            <w:pPr>
-              <w:pStyle w:val="Compact"/>
-            </w:pPr>
-          </w:p>
-        </w:tc>
-      </w:tr>
-      <w:tr>
-        <w:tc>
-          <w:tcPr/>
+          <w:tcPr>
+            <w:tcW w:type="dxa" w:w="4680"/>
+          </w:tcPr>
+          <w:p>
+            <w:pPr>
+              <w:pStyle w:val="Compact"/>
+            </w:pPr>
+          </w:p>
+        </w:tc>
+      </w:tr>
+      <w:tr>
+        <w:tc>
+          <w:tcPr>
+            <w:tcW w:type="dxa" w:w="4680"/>
+          </w:tcPr>
           <w:p>
             <w:pPr>
               <w:pStyle w:val="Compact"/>
@@ -731,17 +813,21 @@
           </w:p>
         </w:tc>
         <w:tc>
-          <w:tcPr/>
-          <w:p>
-            <w:pPr>
-              <w:pStyle w:val="Compact"/>
-            </w:pPr>
-          </w:p>
-        </w:tc>
-      </w:tr>
-      <w:tr>
-        <w:tc>
-          <w:tcPr/>
+          <w:tcPr>
+            <w:tcW w:type="dxa" w:w="4680"/>
+          </w:tcPr>
+          <w:p>
+            <w:pPr>
+              <w:pStyle w:val="Compact"/>
+            </w:pPr>
+          </w:p>
+        </w:tc>
+      </w:tr>
+      <w:tr>
+        <w:tc>
+          <w:tcPr>
+            <w:tcW w:type="dxa" w:w="4680"/>
+          </w:tcPr>
           <w:p>
             <w:pPr>
               <w:pStyle w:val="Compact"/>
@@ -752,7 +838,9 @@
           </w:p>
         </w:tc>
         <w:tc>
-          <w:tcPr/>
+          <w:tcPr>
+            <w:tcW w:type="dxa" w:w="4680"/>
+          </w:tcPr>
           <w:p>
             <w:pPr>
               <w:pStyle w:val="Compact"/>
@@ -903,17 +991,20 @@
           <w:insideH w:val="single" w:sz="4" w:space="0" w:color="000000"/>
           <w:insideV w:val="single" w:sz="4" w:space="0" w:color="000000"/>
         </w:tblBorders>
+        <w:tblLayout w:type="fixed"/>
       </w:tblPr>
       <w:tblGrid>
-        <w:gridCol w:w="3960"/>
-        <w:gridCol w:w="3960"/>
+        <w:gridCol w:w="4680"/>
+        <w:gridCol w:w="4680"/>
       </w:tblGrid>
       <w:tr>
         <w:trPr>
           <w:tblHeader w:val="on"/>
         </w:trPr>
         <w:tc>
-          <w:tcPr/>
+          <w:tcPr>
+            <w:tcW w:type="dxa" w:w="4680"/>
+          </w:tcPr>
           <w:p>
             <w:pPr>
               <w:pStyle w:val="Compact"/>
@@ -924,7 +1015,9 @@
           </w:p>
         </w:tc>
         <w:tc>
-          <w:tcPr/>
+          <w:tcPr>
+            <w:tcW w:type="dxa" w:w="4680"/>
+          </w:tcPr>
           <w:p>
             <w:pPr>
               <w:pStyle w:val="Compact"/>
@@ -937,7 +1030,9 @@
       </w:tr>
       <w:tr>
         <w:tc>
-          <w:tcPr/>
+          <w:tcPr>
+            <w:tcW w:type="dxa" w:w="4680"/>
+          </w:tcPr>
           <w:p>
             <w:pPr>
               <w:pStyle w:val="Compact"/>
@@ -948,17 +1043,21 @@
           </w:p>
         </w:tc>
         <w:tc>
-          <w:tcPr/>
-          <w:p>
-            <w:pPr>
-              <w:pStyle w:val="Compact"/>
-            </w:pPr>
-          </w:p>
-        </w:tc>
-      </w:tr>
-      <w:tr>
-        <w:tc>
-          <w:tcPr/>
+          <w:tcPr>
+            <w:tcW w:type="dxa" w:w="4680"/>
+          </w:tcPr>
+          <w:p>
+            <w:pPr>
+              <w:pStyle w:val="Compact"/>
+            </w:pPr>
+          </w:p>
+        </w:tc>
+      </w:tr>
+      <w:tr>
+        <w:tc>
+          <w:tcPr>
+            <w:tcW w:type="dxa" w:w="4680"/>
+          </w:tcPr>
           <w:p>
             <w:pPr>
               <w:pStyle w:val="Compact"/>
@@ -969,17 +1068,21 @@
           </w:p>
         </w:tc>
         <w:tc>
-          <w:tcPr/>
-          <w:p>
-            <w:pPr>
-              <w:pStyle w:val="Compact"/>
-            </w:pPr>
-          </w:p>
-        </w:tc>
-      </w:tr>
-      <w:tr>
-        <w:tc>
-          <w:tcPr/>
+          <w:tcPr>
+            <w:tcW w:type="dxa" w:w="4680"/>
+          </w:tcPr>
+          <w:p>
+            <w:pPr>
+              <w:pStyle w:val="Compact"/>
+            </w:pPr>
+          </w:p>
+        </w:tc>
+      </w:tr>
+      <w:tr>
+        <w:tc>
+          <w:tcPr>
+            <w:tcW w:type="dxa" w:w="4680"/>
+          </w:tcPr>
           <w:p>
             <w:pPr>
               <w:pStyle w:val="Compact"/>
@@ -990,17 +1093,21 @@
           </w:p>
         </w:tc>
         <w:tc>
-          <w:tcPr/>
-          <w:p>
-            <w:pPr>
-              <w:pStyle w:val="Compact"/>
-            </w:pPr>
-          </w:p>
-        </w:tc>
-      </w:tr>
-      <w:tr>
-        <w:tc>
-          <w:tcPr/>
+          <w:tcPr>
+            <w:tcW w:type="dxa" w:w="4680"/>
+          </w:tcPr>
+          <w:p>
+            <w:pPr>
+              <w:pStyle w:val="Compact"/>
+            </w:pPr>
+          </w:p>
+        </w:tc>
+      </w:tr>
+      <w:tr>
+        <w:tc>
+          <w:tcPr>
+            <w:tcW w:type="dxa" w:w="4680"/>
+          </w:tcPr>
           <w:p>
             <w:pPr>
               <w:pStyle w:val="Compact"/>
@@ -1011,17 +1118,21 @@
           </w:p>
         </w:tc>
         <w:tc>
-          <w:tcPr/>
-          <w:p>
-            <w:pPr>
-              <w:pStyle w:val="Compact"/>
-            </w:pPr>
-          </w:p>
-        </w:tc>
-      </w:tr>
-      <w:tr>
-        <w:tc>
-          <w:tcPr/>
+          <w:tcPr>
+            <w:tcW w:type="dxa" w:w="4680"/>
+          </w:tcPr>
+          <w:p>
+            <w:pPr>
+              <w:pStyle w:val="Compact"/>
+            </w:pPr>
+          </w:p>
+        </w:tc>
+      </w:tr>
+      <w:tr>
+        <w:tc>
+          <w:tcPr>
+            <w:tcW w:type="dxa" w:w="4680"/>
+          </w:tcPr>
           <w:p>
             <w:pPr>
               <w:pStyle w:val="Compact"/>
@@ -1032,17 +1143,21 @@
           </w:p>
         </w:tc>
         <w:tc>
-          <w:tcPr/>
-          <w:p>
-            <w:pPr>
-              <w:pStyle w:val="Compact"/>
-            </w:pPr>
-          </w:p>
-        </w:tc>
-      </w:tr>
-      <w:tr>
-        <w:tc>
-          <w:tcPr/>
+          <w:tcPr>
+            <w:tcW w:type="dxa" w:w="4680"/>
+          </w:tcPr>
+          <w:p>
+            <w:pPr>
+              <w:pStyle w:val="Compact"/>
+            </w:pPr>
+          </w:p>
+        </w:tc>
+      </w:tr>
+      <w:tr>
+        <w:tc>
+          <w:tcPr>
+            <w:tcW w:type="dxa" w:w="4680"/>
+          </w:tcPr>
           <w:p>
             <w:pPr>
               <w:pStyle w:val="Compact"/>
@@ -1053,7 +1168,9 @@
           </w:p>
         </w:tc>
         <w:tc>
-          <w:tcPr/>
+          <w:tcPr>
+            <w:tcW w:type="dxa" w:w="4680"/>
+          </w:tcPr>
           <w:p>
             <w:pPr>
               <w:pStyle w:val="Compact"/>
@@ -1112,17 +1229,20 @@
           <w:insideH w:val="single" w:sz="4" w:space="0" w:color="000000"/>
           <w:insideV w:val="single" w:sz="4" w:space="0" w:color="000000"/>
         </w:tblBorders>
+        <w:tblLayout w:type="fixed"/>
       </w:tblPr>
       <w:tblGrid>
-        <w:gridCol w:w="3960"/>
-        <w:gridCol w:w="3960"/>
+        <w:gridCol w:w="4680"/>
+        <w:gridCol w:w="4680"/>
       </w:tblGrid>
       <w:tr>
         <w:trPr>
           <w:tblHeader w:val="on"/>
         </w:trPr>
         <w:tc>
-          <w:tcPr/>
+          <w:tcPr>
+            <w:tcW w:type="dxa" w:w="4680"/>
+          </w:tcPr>
           <w:p>
             <w:pPr>
               <w:pStyle w:val="Compact"/>
@@ -1133,7 +1253,9 @@
           </w:p>
         </w:tc>
         <w:tc>
-          <w:tcPr/>
+          <w:tcPr>
+            <w:tcW w:type="dxa" w:w="4680"/>
+          </w:tcPr>
           <w:p>
             <w:pPr>
               <w:pStyle w:val="Compact"/>
@@ -1146,7 +1268,9 @@
       </w:tr>
       <w:tr>
         <w:tc>
-          <w:tcPr/>
+          <w:tcPr>
+            <w:tcW w:type="dxa" w:w="4680"/>
+          </w:tcPr>
           <w:p>
             <w:pPr>
               <w:pStyle w:val="Compact"/>
@@ -1157,17 +1281,21 @@
           </w:p>
         </w:tc>
         <w:tc>
-          <w:tcPr/>
-          <w:p>
-            <w:pPr>
-              <w:pStyle w:val="Compact"/>
-            </w:pPr>
-          </w:p>
-        </w:tc>
-      </w:tr>
-      <w:tr>
-        <w:tc>
-          <w:tcPr/>
+          <w:tcPr>
+            <w:tcW w:type="dxa" w:w="4680"/>
+          </w:tcPr>
+          <w:p>
+            <w:pPr>
+              <w:pStyle w:val="Compact"/>
+            </w:pPr>
+          </w:p>
+        </w:tc>
+      </w:tr>
+      <w:tr>
+        <w:tc>
+          <w:tcPr>
+            <w:tcW w:type="dxa" w:w="4680"/>
+          </w:tcPr>
           <w:p>
             <w:pPr>
               <w:pStyle w:val="Compact"/>
@@ -1178,17 +1306,21 @@
           </w:p>
         </w:tc>
         <w:tc>
-          <w:tcPr/>
-          <w:p>
-            <w:pPr>
-              <w:pStyle w:val="Compact"/>
-            </w:pPr>
-          </w:p>
-        </w:tc>
-      </w:tr>
-      <w:tr>
-        <w:tc>
-          <w:tcPr/>
+          <w:tcPr>
+            <w:tcW w:type="dxa" w:w="4680"/>
+          </w:tcPr>
+          <w:p>
+            <w:pPr>
+              <w:pStyle w:val="Compact"/>
+            </w:pPr>
+          </w:p>
+        </w:tc>
+      </w:tr>
+      <w:tr>
+        <w:tc>
+          <w:tcPr>
+            <w:tcW w:type="dxa" w:w="4680"/>
+          </w:tcPr>
           <w:p>
             <w:pPr>
               <w:pStyle w:val="Compact"/>
@@ -1199,7 +1331,9 @@
           </w:p>
         </w:tc>
         <w:tc>
-          <w:tcPr/>
+          <w:tcPr>
+            <w:tcW w:type="dxa" w:w="4680"/>
+          </w:tcPr>
           <w:p>
             <w:pPr>
               <w:pStyle w:val="Compact"/>
@@ -1320,17 +1454,20 @@
           <w:insideH w:val="single" w:sz="4" w:space="0" w:color="000000"/>
           <w:insideV w:val="single" w:sz="4" w:space="0" w:color="000000"/>
         </w:tblBorders>
+        <w:tblLayout w:type="fixed"/>
       </w:tblPr>
       <w:tblGrid>
-        <w:gridCol w:w="3960"/>
-        <w:gridCol w:w="3960"/>
+        <w:gridCol w:w="4680"/>
+        <w:gridCol w:w="4680"/>
       </w:tblGrid>
       <w:tr>
         <w:trPr>
           <w:tblHeader w:val="on"/>
         </w:trPr>
         <w:tc>
-          <w:tcPr/>
+          <w:tcPr>
+            <w:tcW w:type="dxa" w:w="4680"/>
+          </w:tcPr>
           <w:p>
             <w:pPr>
               <w:pStyle w:val="Compact"/>
@@ -1341,7 +1478,9 @@
           </w:p>
         </w:tc>
         <w:tc>
-          <w:tcPr/>
+          <w:tcPr>
+            <w:tcW w:type="dxa" w:w="4680"/>
+          </w:tcPr>
           <w:p>
             <w:pPr>
               <w:pStyle w:val="Compact"/>
@@ -1354,7 +1493,9 @@
       </w:tr>
       <w:tr>
         <w:tc>
-          <w:tcPr/>
+          <w:tcPr>
+            <w:tcW w:type="dxa" w:w="4680"/>
+          </w:tcPr>
           <w:p>
             <w:pPr>
               <w:pStyle w:val="Compact"/>
@@ -1365,17 +1506,21 @@
           </w:p>
         </w:tc>
         <w:tc>
-          <w:tcPr/>
-          <w:p>
-            <w:pPr>
-              <w:pStyle w:val="Compact"/>
-            </w:pPr>
-          </w:p>
-        </w:tc>
-      </w:tr>
-      <w:tr>
-        <w:tc>
-          <w:tcPr/>
+          <w:tcPr>
+            <w:tcW w:type="dxa" w:w="4680"/>
+          </w:tcPr>
+          <w:p>
+            <w:pPr>
+              <w:pStyle w:val="Compact"/>
+            </w:pPr>
+          </w:p>
+        </w:tc>
+      </w:tr>
+      <w:tr>
+        <w:tc>
+          <w:tcPr>
+            <w:tcW w:type="dxa" w:w="4680"/>
+          </w:tcPr>
           <w:p>
             <w:pPr>
               <w:pStyle w:val="Compact"/>
@@ -1386,7 +1531,9 @@
           </w:p>
         </w:tc>
         <w:tc>
-          <w:tcPr/>
+          <w:tcPr>
+            <w:tcW w:type="dxa" w:w="4680"/>
+          </w:tcPr>
           <w:p>
             <w:pPr>
               <w:pStyle w:val="Compact"/>
@@ -1563,17 +1710,20 @@
           <w:insideH w:val="single" w:sz="4" w:space="0" w:color="000000"/>
           <w:insideV w:val="single" w:sz="4" w:space="0" w:color="000000"/>
         </w:tblBorders>
+        <w:tblLayout w:type="fixed"/>
       </w:tblPr>
       <w:tblGrid>
-        <w:gridCol w:w="3960"/>
-        <w:gridCol w:w="3960"/>
+        <w:gridCol w:w="4680"/>
+        <w:gridCol w:w="4680"/>
       </w:tblGrid>
       <w:tr>
         <w:trPr>
           <w:tblHeader w:val="on"/>
         </w:trPr>
         <w:tc>
-          <w:tcPr/>
+          <w:tcPr>
+            <w:tcW w:type="dxa" w:w="4680"/>
+          </w:tcPr>
           <w:p>
             <w:pPr>
               <w:pStyle w:val="Compact"/>
@@ -1584,7 +1734,9 @@
           </w:p>
         </w:tc>
         <w:tc>
-          <w:tcPr/>
+          <w:tcPr>
+            <w:tcW w:type="dxa" w:w="4680"/>
+          </w:tcPr>
           <w:p>
             <w:pPr>
               <w:pStyle w:val="Compact"/>
@@ -1597,7 +1749,9 @@
       </w:tr>
       <w:tr>
         <w:tc>
-          <w:tcPr/>
+          <w:tcPr>
+            <w:tcW w:type="dxa" w:w="4680"/>
+          </w:tcPr>
           <w:p>
             <w:pPr>
               <w:pStyle w:val="Compact"/>
@@ -1608,17 +1762,21 @@
           </w:p>
         </w:tc>
         <w:tc>
-          <w:tcPr/>
-          <w:p>
-            <w:pPr>
-              <w:pStyle w:val="Compact"/>
-            </w:pPr>
-          </w:p>
-        </w:tc>
-      </w:tr>
-      <w:tr>
-        <w:tc>
-          <w:tcPr/>
+          <w:tcPr>
+            <w:tcW w:type="dxa" w:w="4680"/>
+          </w:tcPr>
+          <w:p>
+            <w:pPr>
+              <w:pStyle w:val="Compact"/>
+            </w:pPr>
+          </w:p>
+        </w:tc>
+      </w:tr>
+      <w:tr>
+        <w:tc>
+          <w:tcPr>
+            <w:tcW w:type="dxa" w:w="4680"/>
+          </w:tcPr>
           <w:p>
             <w:pPr>
               <w:pStyle w:val="Compact"/>
@@ -1629,17 +1787,21 @@
           </w:p>
         </w:tc>
         <w:tc>
-          <w:tcPr/>
-          <w:p>
-            <w:pPr>
-              <w:pStyle w:val="Compact"/>
-            </w:pPr>
-          </w:p>
-        </w:tc>
-      </w:tr>
-      <w:tr>
-        <w:tc>
-          <w:tcPr/>
+          <w:tcPr>
+            <w:tcW w:type="dxa" w:w="4680"/>
+          </w:tcPr>
+          <w:p>
+            <w:pPr>
+              <w:pStyle w:val="Compact"/>
+            </w:pPr>
+          </w:p>
+        </w:tc>
+      </w:tr>
+      <w:tr>
+        <w:tc>
+          <w:tcPr>
+            <w:tcW w:type="dxa" w:w="4680"/>
+          </w:tcPr>
           <w:p>
             <w:pPr>
               <w:pStyle w:val="Compact"/>
@@ -1650,7 +1812,9 @@
           </w:p>
         </w:tc>
         <w:tc>
-          <w:tcPr/>
+          <w:tcPr>
+            <w:tcW w:type="dxa" w:w="4680"/>
+          </w:tcPr>
           <w:p>
             <w:pPr>
               <w:pStyle w:val="Compact"/>
@@ -1823,17 +1987,20 @@
           <w:insideH w:val="single" w:sz="4" w:space="0" w:color="000000"/>
           <w:insideV w:val="single" w:sz="4" w:space="0" w:color="000000"/>
         </w:tblBorders>
+        <w:tblLayout w:type="fixed"/>
       </w:tblPr>
       <w:tblGrid>
-        <w:gridCol w:w="3960"/>
-        <w:gridCol w:w="3960"/>
+        <w:gridCol w:w="4680"/>
+        <w:gridCol w:w="4680"/>
       </w:tblGrid>
       <w:tr>
         <w:trPr>
           <w:tblHeader w:val="on"/>
         </w:trPr>
         <w:tc>
-          <w:tcPr/>
+          <w:tcPr>
+            <w:tcW w:type="dxa" w:w="4680"/>
+          </w:tcPr>
           <w:p>
             <w:pPr>
               <w:pStyle w:val="Compact"/>
@@ -1844,7 +2011,9 @@
           </w:p>
         </w:tc>
         <w:tc>
-          <w:tcPr/>
+          <w:tcPr>
+            <w:tcW w:type="dxa" w:w="4680"/>
+          </w:tcPr>
           <w:p>
             <w:pPr>
               <w:pStyle w:val="Compact"/>
@@ -1857,7 +2026,9 @@
       </w:tr>
       <w:tr>
         <w:tc>
-          <w:tcPr/>
+          <w:tcPr>
+            <w:tcW w:type="dxa" w:w="4680"/>
+          </w:tcPr>
           <w:p>
             <w:pPr>
               <w:pStyle w:val="Compact"/>
@@ -1868,17 +2039,21 @@
           </w:p>
         </w:tc>
         <w:tc>
-          <w:tcPr/>
-          <w:p>
-            <w:pPr>
-              <w:pStyle w:val="Compact"/>
-            </w:pPr>
-          </w:p>
-        </w:tc>
-      </w:tr>
-      <w:tr>
-        <w:tc>
-          <w:tcPr/>
+          <w:tcPr>
+            <w:tcW w:type="dxa" w:w="4680"/>
+          </w:tcPr>
+          <w:p>
+            <w:pPr>
+              <w:pStyle w:val="Compact"/>
+            </w:pPr>
+          </w:p>
+        </w:tc>
+      </w:tr>
+      <w:tr>
+        <w:tc>
+          <w:tcPr>
+            <w:tcW w:type="dxa" w:w="4680"/>
+          </w:tcPr>
           <w:p>
             <w:pPr>
               <w:pStyle w:val="Compact"/>
@@ -1889,7 +2064,9 @@
           </w:p>
         </w:tc>
         <w:tc>
-          <w:tcPr/>
+          <w:tcPr>
+            <w:tcW w:type="dxa" w:w="4680"/>
+          </w:tcPr>
           <w:p>
             <w:pPr>
               <w:pStyle w:val="Compact"/>
@@ -1966,17 +2143,20 @@
           <w:insideH w:val="single" w:sz="4" w:space="0" w:color="000000"/>
           <w:insideV w:val="single" w:sz="4" w:space="0" w:color="000000"/>
         </w:tblBorders>
+        <w:tblLayout w:type="fixed"/>
       </w:tblPr>
       <w:tblGrid>
-        <w:gridCol w:w="3960"/>
-        <w:gridCol w:w="3960"/>
+        <w:gridCol w:w="4680"/>
+        <w:gridCol w:w="4680"/>
       </w:tblGrid>
       <w:tr>
         <w:trPr>
           <w:tblHeader w:val="on"/>
         </w:trPr>
         <w:tc>
-          <w:tcPr/>
+          <w:tcPr>
+            <w:tcW w:type="dxa" w:w="4680"/>
+          </w:tcPr>
           <w:p>
             <w:pPr>
               <w:pStyle w:val="Compact"/>
@@ -1987,7 +2167,9 @@
           </w:p>
         </w:tc>
         <w:tc>
-          <w:tcPr/>
+          <w:tcPr>
+            <w:tcW w:type="dxa" w:w="4680"/>
+          </w:tcPr>
           <w:p>
             <w:pPr>
               <w:pStyle w:val="Compact"/>
@@ -2000,7 +2182,9 @@
       </w:tr>
       <w:tr>
         <w:tc>
-          <w:tcPr/>
+          <w:tcPr>
+            <w:tcW w:type="dxa" w:w="4680"/>
+          </w:tcPr>
           <w:p>
             <w:pPr>
               <w:pStyle w:val="Compact"/>
@@ -2011,17 +2195,21 @@
           </w:p>
         </w:tc>
         <w:tc>
-          <w:tcPr/>
-          <w:p>
-            <w:pPr>
-              <w:pStyle w:val="Compact"/>
-            </w:pPr>
-          </w:p>
-        </w:tc>
-      </w:tr>
-      <w:tr>
-        <w:tc>
-          <w:tcPr/>
+          <w:tcPr>
+            <w:tcW w:type="dxa" w:w="4680"/>
+          </w:tcPr>
+          <w:p>
+            <w:pPr>
+              <w:pStyle w:val="Compact"/>
+            </w:pPr>
+          </w:p>
+        </w:tc>
+      </w:tr>
+      <w:tr>
+        <w:tc>
+          <w:tcPr>
+            <w:tcW w:type="dxa" w:w="4680"/>
+          </w:tcPr>
           <w:p>
             <w:pPr>
               <w:pStyle w:val="Compact"/>
@@ -2032,17 +2220,21 @@
           </w:p>
         </w:tc>
         <w:tc>
-          <w:tcPr/>
-          <w:p>
-            <w:pPr>
-              <w:pStyle w:val="Compact"/>
-            </w:pPr>
-          </w:p>
-        </w:tc>
-      </w:tr>
-      <w:tr>
-        <w:tc>
-          <w:tcPr/>
+          <w:tcPr>
+            <w:tcW w:type="dxa" w:w="4680"/>
+          </w:tcPr>
+          <w:p>
+            <w:pPr>
+              <w:pStyle w:val="Compact"/>
+            </w:pPr>
+          </w:p>
+        </w:tc>
+      </w:tr>
+      <w:tr>
+        <w:tc>
+          <w:tcPr>
+            <w:tcW w:type="dxa" w:w="4680"/>
+          </w:tcPr>
           <w:p>
             <w:pPr>
               <w:pStyle w:val="Compact"/>
@@ -2053,17 +2245,21 @@
           </w:p>
         </w:tc>
         <w:tc>
-          <w:tcPr/>
-          <w:p>
-            <w:pPr>
-              <w:pStyle w:val="Compact"/>
-            </w:pPr>
-          </w:p>
-        </w:tc>
-      </w:tr>
-      <w:tr>
-        <w:tc>
-          <w:tcPr/>
+          <w:tcPr>
+            <w:tcW w:type="dxa" w:w="4680"/>
+          </w:tcPr>
+          <w:p>
+            <w:pPr>
+              <w:pStyle w:val="Compact"/>
+            </w:pPr>
+          </w:p>
+        </w:tc>
+      </w:tr>
+      <w:tr>
+        <w:tc>
+          <w:tcPr>
+            <w:tcW w:type="dxa" w:w="4680"/>
+          </w:tcPr>
           <w:p>
             <w:pPr>
               <w:pStyle w:val="Compact"/>
@@ -2074,7 +2270,9 @@
           </w:p>
         </w:tc>
         <w:tc>
-          <w:tcPr/>
+          <w:tcPr>
+            <w:tcW w:type="dxa" w:w="4680"/>
+          </w:tcPr>
           <w:p>
             <w:pPr>
               <w:pStyle w:val="Compact"/>
@@ -2147,17 +2345,20 @@
           <w:insideH w:val="single" w:sz="4" w:space="0" w:color="000000"/>
           <w:insideV w:val="single" w:sz="4" w:space="0" w:color="000000"/>
         </w:tblBorders>
+        <w:tblLayout w:type="fixed"/>
       </w:tblPr>
       <w:tblGrid>
-        <w:gridCol w:w="3960"/>
-        <w:gridCol w:w="3960"/>
+        <w:gridCol w:w="4680"/>
+        <w:gridCol w:w="4680"/>
       </w:tblGrid>
       <w:tr>
         <w:trPr>
           <w:tblHeader w:val="on"/>
         </w:trPr>
         <w:tc>
-          <w:tcPr/>
+          <w:tcPr>
+            <w:tcW w:type="dxa" w:w="4680"/>
+          </w:tcPr>
           <w:p>
             <w:pPr>
               <w:pStyle w:val="Compact"/>
@@ -2168,7 +2369,9 @@
           </w:p>
         </w:tc>
         <w:tc>
-          <w:tcPr/>
+          <w:tcPr>
+            <w:tcW w:type="dxa" w:w="4680"/>
+          </w:tcPr>
           <w:p>
             <w:pPr>
               <w:pStyle w:val="Compact"/>
@@ -2181,7 +2384,9 @@
       </w:tr>
       <w:tr>
         <w:tc>
-          <w:tcPr/>
+          <w:tcPr>
+            <w:tcW w:type="dxa" w:w="4680"/>
+          </w:tcPr>
           <w:p>
             <w:pPr>
               <w:pStyle w:val="Compact"/>
@@ -2192,17 +2397,21 @@
           </w:p>
         </w:tc>
         <w:tc>
-          <w:tcPr/>
-          <w:p>
-            <w:pPr>
-              <w:pStyle w:val="Compact"/>
-            </w:pPr>
-          </w:p>
-        </w:tc>
-      </w:tr>
-      <w:tr>
-        <w:tc>
-          <w:tcPr/>
+          <w:tcPr>
+            <w:tcW w:type="dxa" w:w="4680"/>
+          </w:tcPr>
+          <w:p>
+            <w:pPr>
+              <w:pStyle w:val="Compact"/>
+            </w:pPr>
+          </w:p>
+        </w:tc>
+      </w:tr>
+      <w:tr>
+        <w:tc>
+          <w:tcPr>
+            <w:tcW w:type="dxa" w:w="4680"/>
+          </w:tcPr>
           <w:p>
             <w:pPr>
               <w:pStyle w:val="Compact"/>
@@ -2213,17 +2422,21 @@
           </w:p>
         </w:tc>
         <w:tc>
-          <w:tcPr/>
-          <w:p>
-            <w:pPr>
-              <w:pStyle w:val="Compact"/>
-            </w:pPr>
-          </w:p>
-        </w:tc>
-      </w:tr>
-      <w:tr>
-        <w:tc>
-          <w:tcPr/>
+          <w:tcPr>
+            <w:tcW w:type="dxa" w:w="4680"/>
+          </w:tcPr>
+          <w:p>
+            <w:pPr>
+              <w:pStyle w:val="Compact"/>
+            </w:pPr>
+          </w:p>
+        </w:tc>
+      </w:tr>
+      <w:tr>
+        <w:tc>
+          <w:tcPr>
+            <w:tcW w:type="dxa" w:w="4680"/>
+          </w:tcPr>
           <w:p>
             <w:pPr>
               <w:pStyle w:val="Compact"/>
@@ -2234,17 +2447,21 @@
           </w:p>
         </w:tc>
         <w:tc>
-          <w:tcPr/>
-          <w:p>
-            <w:pPr>
-              <w:pStyle w:val="Compact"/>
-            </w:pPr>
-          </w:p>
-        </w:tc>
-      </w:tr>
-      <w:tr>
-        <w:tc>
-          <w:tcPr/>
+          <w:tcPr>
+            <w:tcW w:type="dxa" w:w="4680"/>
+          </w:tcPr>
+          <w:p>
+            <w:pPr>
+              <w:pStyle w:val="Compact"/>
+            </w:pPr>
+          </w:p>
+        </w:tc>
+      </w:tr>
+      <w:tr>
+        <w:tc>
+          <w:tcPr>
+            <w:tcW w:type="dxa" w:w="4680"/>
+          </w:tcPr>
           <w:p>
             <w:pPr>
               <w:pStyle w:val="Compact"/>
@@ -2255,17 +2472,21 @@
           </w:p>
         </w:tc>
         <w:tc>
-          <w:tcPr/>
-          <w:p>
-            <w:pPr>
-              <w:pStyle w:val="Compact"/>
-            </w:pPr>
-          </w:p>
-        </w:tc>
-      </w:tr>
-      <w:tr>
-        <w:tc>
-          <w:tcPr/>
+          <w:tcPr>
+            <w:tcW w:type="dxa" w:w="4680"/>
+          </w:tcPr>
+          <w:p>
+            <w:pPr>
+              <w:pStyle w:val="Compact"/>
+            </w:pPr>
+          </w:p>
+        </w:tc>
+      </w:tr>
+      <w:tr>
+        <w:tc>
+          <w:tcPr>
+            <w:tcW w:type="dxa" w:w="4680"/>
+          </w:tcPr>
           <w:p>
             <w:pPr>
               <w:pStyle w:val="Compact"/>
@@ -2276,17 +2497,21 @@
           </w:p>
         </w:tc>
         <w:tc>
-          <w:tcPr/>
-          <w:p>
-            <w:pPr>
-              <w:pStyle w:val="Compact"/>
-            </w:pPr>
-          </w:p>
-        </w:tc>
-      </w:tr>
-      <w:tr>
-        <w:tc>
-          <w:tcPr/>
+          <w:tcPr>
+            <w:tcW w:type="dxa" w:w="4680"/>
+          </w:tcPr>
+          <w:p>
+            <w:pPr>
+              <w:pStyle w:val="Compact"/>
+            </w:pPr>
+          </w:p>
+        </w:tc>
+      </w:tr>
+      <w:tr>
+        <w:tc>
+          <w:tcPr>
+            <w:tcW w:type="dxa" w:w="4680"/>
+          </w:tcPr>
           <w:p>
             <w:pPr>
               <w:pStyle w:val="Compact"/>
@@ -2297,7 +2522,9 @@
           </w:p>
         </w:tc>
         <w:tc>
-          <w:tcPr/>
+          <w:tcPr>
+            <w:tcW w:type="dxa" w:w="4680"/>
+          </w:tcPr>
           <w:p>
             <w:pPr>
               <w:pStyle w:val="Compact"/>
@@ -2654,9 +2881,9 @@
   <w:docDefaults>
     <w:rPrDefault>
       <w:rPr>
-        <w:rFonts w:asciiTheme="minorHAnsi" w:cstheme="minorBidi" w:eastAsiaTheme="minorEastAsia" w:hAnsiTheme="minorHAnsi"/>
-        <w:sz w:val="24"/>
-        <w:szCs w:val="24"/>
+        <w:rFonts w:ascii="Calibri" w:asciiTheme="minorHAnsi" w:cstheme="minorBidi" w:eastAsia="Malgun Gothic" w:eastAsiaTheme="minorEastAsia" w:hAnsi="Calibri" w:hAnsiTheme="minorHAnsi"/>
+        <w:sz w:val="22"/>
+        <w:szCs w:val="22"/>
         <w:lang w:bidi="ar-SA" w:eastAsia="zh-CN" w:val="en-US"/>
       </w:rPr>
     </w:rPrDefault>
@@ -2670,6 +2897,11 @@
   <w:style w:default="1" w:styleId="Normal" w:type="paragraph">
     <w:name w:val="Normal"/>
     <w:qFormat/>
+    <w:rPr>
+      <w:rFonts w:ascii="Calibri" w:hAnsi="Calibri"/>
+      <w:color w:val="000000"/>
+      <w:sz w:val="22"/>
+    </w:rPr>
   </w:style>
   <w:style w:styleId="BodyText" w:type="paragraph">
     <w:name w:val="Body Text"/>
@@ -2679,12 +2911,20 @@
     <w:pPr>
       <w:spacing w:after="180" w:before="180"/>
     </w:pPr>
+    <w:rPr>
+      <w:rFonts w:ascii="Calibri" w:hAnsi="Calibri"/>
+      <w:color w:val="000000"/>
+      <w:sz w:val="22"/>
+    </w:rPr>
   </w:style>
   <w:style w:customStyle="1" w:styleId="FirstParagraph" w:type="paragraph">
     <w:name w:val="First Paragraph"/>
     <w:basedOn w:val="BodyText"/>
     <w:next w:val="BodyText"/>
     <w:qFormat/>
+    <w:rPr>
+      <w:rFonts w:ascii="Calibri" w:hAnsi="Calibri"/>
+    </w:rPr>
   </w:style>
   <w:style w:customStyle="1" w:styleId="Compact" w:type="paragraph">
     <w:name w:val="Compact"/>
@@ -2693,6 +2933,9 @@
     <w:pPr>
       <w:spacing w:after="36" w:before="36"/>
     </w:pPr>
+    <w:rPr>
+      <w:rFonts w:ascii="Calibri" w:hAnsi="Calibri"/>
+    </w:rPr>
   </w:style>
   <w:style w:styleId="Title" w:type="paragraph">
     <w:name w:val="Title"/>
@@ -2708,7 +2951,7 @@
       <w:jc w:val="center"/>
     </w:pPr>
     <w:rPr>
-      <w:rFonts w:asciiTheme="majorHAnsi" w:cstheme="majorBidi" w:eastAsiaTheme="majorEastAsia" w:hAnsiTheme="majorHAnsi"/>
+      <w:rFonts w:ascii="Calibri" w:asciiTheme="majorHAnsi" w:cstheme="majorBidi" w:eastAsiaTheme="majorEastAsia" w:hAnsi="Calibri" w:hAnsiTheme="majorHAnsi"/>
       <w:sz w:val="56"/>
       <w:szCs w:val="56"/>
     </w:rPr>
@@ -2720,7 +2963,7 @@
     <w:uiPriority w:val="10"/>
     <w:rsid w:val="00A10FD9"/>
     <w:rPr>
-      <w:rFonts w:asciiTheme="majorHAnsi" w:cstheme="majorBidi" w:eastAsiaTheme="majorEastAsia" w:hAnsiTheme="majorHAnsi"/>
+      <w:rFonts w:ascii="Calibri" w:asciiTheme="majorHAnsi" w:cstheme="majorBidi" w:eastAsiaTheme="majorEastAsia" w:hAnsi="Calibri" w:hAnsiTheme="majorHAnsi"/>
       <w:sz w:val="56"/>
       <w:szCs w:val="56"/>
     </w:rPr>
@@ -2739,7 +2982,7 @@
       </w:numPr>
     </w:pPr>
     <w:rPr>
-      <w:rFonts w:cstheme="majorBidi" w:eastAsiaTheme="majorEastAsia"/>
+      <w:rFonts w:ascii="Calibri" w:cstheme="majorBidi" w:eastAsiaTheme="majorEastAsia" w:hAnsi="Calibri"/>
       <w:spacing w:val="15"/>
       <w:sz w:val="28"/>
       <w:szCs w:val="28"/>
@@ -2752,7 +2995,7 @@
     <w:uiPriority w:val="11"/>
     <w:rsid w:val="00A10FD9"/>
     <w:rPr>
-      <w:rFonts w:cstheme="majorBidi" w:eastAsiaTheme="majorEastAsia"/>
+      <w:rFonts w:ascii="Calibri" w:cstheme="majorBidi" w:eastAsiaTheme="majorEastAsia" w:hAnsi="Calibri"/>
       <w:color w:themeColor="text1" w:themeTint="A6" w:val="595959"/>
       <w:spacing w:val="15"/>
       <w:sz w:val="28"/>
@@ -2769,6 +3012,7 @@
       <w:keepLines/>
     </w:pPr>
     <w:rPr>
+      <w:rFonts w:ascii="Calibri" w:hAnsi="Calibri"/>
       <w:sz w:val="24"/>
       <w:szCs w:val="24"/>
     </w:rPr>
@@ -2783,6 +3027,7 @@
       <w:keepLines/>
     </w:pPr>
     <w:rPr>
+      <w:rFonts w:ascii="Calibri" w:hAnsi="Calibri"/>
       <w:sz w:val="24"/>
       <w:szCs w:val="24"/>
     </w:rPr>
@@ -2799,6 +3044,7 @@
       <w:jc w:val="center"/>
     </w:pPr>
     <w:rPr>
+      <w:rFonts w:ascii="Calibri" w:hAnsi="Calibri"/>
       <w:b/>
       <w:sz w:val="20"/>
       <w:szCs w:val="20"/>
@@ -2815,6 +3061,7 @@
       <w:spacing w:after="300" w:before="100"/>
     </w:pPr>
     <w:rPr>
+      <w:rFonts w:ascii="Calibri" w:hAnsi="Calibri"/>
       <w:sz w:val="20"/>
       <w:szCs w:val="20"/>
     </w:rPr>
@@ -2825,7 +3072,9 @@
     <w:next w:val="Bibliography"/>
     <w:qFormat/>
     <w:pPr/>
-    <w:rPr/>
+    <w:rPr>
+      <w:rFonts w:ascii="Calibri" w:hAnsi="Calibri"/>
+    </w:rPr>
   </w:style>
   <w:style w:styleId="Heading1" w:type="paragraph">
     <w:name w:val="heading 1"/>
@@ -2842,7 +3091,7 @@
       <w:outlineLvl w:val="0"/>
     </w:pPr>
     <w:rPr>
-      <w:rFonts w:asciiTheme="majorHAnsi" w:cstheme="majorBidi" w:eastAsiaTheme="majorEastAsia" w:hAnsiTheme="majorHAnsi"/>
+      <w:rFonts w:ascii="Calibri" w:asciiTheme="majorHAnsi" w:cstheme="majorBidi" w:eastAsiaTheme="majorEastAsia" w:hAnsi="Calibri" w:hAnsiTheme="majorHAnsi"/>
       <w:color w:themeColor="accent1" w:themeShade="BF" w:val="0F4761"/>
       <w:sz w:val="40"/>
       <w:szCs w:val="40"/>
@@ -2865,7 +3114,7 @@
       <w:outlineLvl w:val="1"/>
     </w:pPr>
     <w:rPr>
-      <w:rFonts w:asciiTheme="majorHAnsi" w:cstheme="majorBidi" w:eastAsiaTheme="majorEastAsia" w:hAnsiTheme="majorHAnsi"/>
+      <w:rFonts w:ascii="Calibri" w:asciiTheme="majorHAnsi" w:cstheme="majorBidi" w:eastAsiaTheme="majorEastAsia" w:hAnsi="Calibri" w:hAnsiTheme="majorHAnsi"/>
       <w:color w:themeColor="accent1" w:themeShade="BF" w:val="0F4761"/>
       <w:sz w:val="32"/>
       <w:szCs w:val="32"/>
@@ -2888,7 +3137,7 @@
       <w:outlineLvl w:val="2"/>
     </w:pPr>
     <w:rPr>
-      <w:rFonts w:cstheme="majorBidi" w:eastAsiaTheme="majorEastAsia"/>
+      <w:rFonts w:ascii="Calibri" w:cstheme="majorBidi" w:eastAsiaTheme="majorEastAsia" w:hAnsi="Calibri"/>
       <w:color w:themeColor="accent1" w:themeShade="BF" w:val="0F4761"/>
       <w:sz w:val="28"/>
       <w:szCs w:val="28"/>
@@ -2911,7 +3160,7 @@
       <w:outlineLvl w:val="3"/>
     </w:pPr>
     <w:rPr>
-      <w:rFonts w:cstheme="majorBidi" w:eastAsiaTheme="majorEastAsia"/>
+      <w:rFonts w:ascii="Calibri" w:cstheme="majorBidi" w:eastAsiaTheme="majorEastAsia" w:hAnsi="Calibri"/>
       <w:i/>
       <w:iCs/>
       <w:color w:themeColor="accent1" w:themeShade="BF" w:val="0F4761"/>
@@ -2934,7 +3183,7 @@
       <w:outlineLvl w:val="4"/>
     </w:pPr>
     <w:rPr>
-      <w:rFonts w:cstheme="majorBidi" w:eastAsiaTheme="majorEastAsia"/>
+      <w:rFonts w:ascii="Calibri" w:cstheme="majorBidi" w:eastAsiaTheme="majorEastAsia" w:hAnsi="Calibri"/>
       <w:color w:themeColor="accent1" w:themeShade="BF" w:val="0F4761"/>
     </w:rPr>
   </w:style>
@@ -2955,7 +3204,7 @@
       <w:outlineLvl w:val="5"/>
     </w:pPr>
     <w:rPr>
-      <w:rFonts w:cstheme="majorBidi" w:eastAsiaTheme="majorEastAsia"/>
+      <w:rFonts w:ascii="Calibri" w:cstheme="majorBidi" w:eastAsiaTheme="majorEastAsia" w:hAnsi="Calibri"/>
       <w:i/>
       <w:iCs/>
       <w:color w:themeColor="text1" w:themeTint="A6" w:val="595959"/>
@@ -2978,7 +3227,7 @@
       <w:outlineLvl w:val="6"/>
     </w:pPr>
     <w:rPr>
-      <w:rFonts w:cstheme="majorBidi" w:eastAsiaTheme="majorEastAsia"/>
+      <w:rFonts w:ascii="Calibri" w:cstheme="majorBidi" w:eastAsiaTheme="majorEastAsia" w:hAnsi="Calibri"/>
       <w:color w:themeColor="text1" w:themeTint="A6" w:val="595959"/>
     </w:rPr>
   </w:style>
@@ -2999,7 +3248,7 @@
       <w:outlineLvl w:val="7"/>
     </w:pPr>
     <w:rPr>
-      <w:rFonts w:cstheme="majorBidi" w:eastAsiaTheme="majorEastAsia"/>
+      <w:rFonts w:ascii="Calibri" w:cstheme="majorBidi" w:eastAsiaTheme="majorEastAsia" w:hAnsi="Calibri"/>
       <w:i/>
       <w:iCs/>
       <w:color w:themeColor="text1" w:themeTint="D8" w:val="272727"/>
@@ -3022,7 +3271,7 @@
       <w:outlineLvl w:val="8"/>
     </w:pPr>
     <w:rPr>
-      <w:rFonts w:cstheme="majorBidi" w:eastAsiaTheme="majorEastAsia"/>
+      <w:rFonts w:ascii="Calibri" w:cstheme="majorBidi" w:eastAsiaTheme="majorEastAsia" w:hAnsi="Calibri"/>
       <w:color w:themeColor="text1" w:themeTint="D8" w:val="272727"/>
     </w:rPr>
   </w:style>
@@ -3033,7 +3282,7 @@
     <w:uiPriority w:val="9"/>
     <w:rsid w:val="00A10FD9"/>
     <w:rPr>
-      <w:rFonts w:asciiTheme="majorHAnsi" w:cstheme="majorBidi" w:eastAsiaTheme="majorEastAsia" w:hAnsiTheme="majorHAnsi"/>
+      <w:rFonts w:ascii="Calibri" w:asciiTheme="majorHAnsi" w:cstheme="majorBidi" w:eastAsiaTheme="majorEastAsia" w:hAnsi="Calibri" w:hAnsiTheme="majorHAnsi"/>
       <w:color w:themeColor="accent1" w:themeShade="BF" w:val="0F4761"/>
       <w:sz w:val="40"/>
       <w:szCs w:val="40"/>
@@ -3047,7 +3296,7 @@
     <w:semiHidden/>
     <w:rsid w:val="00A10FD9"/>
     <w:rPr>
-      <w:rFonts w:asciiTheme="majorHAnsi" w:cstheme="majorBidi" w:eastAsiaTheme="majorEastAsia" w:hAnsiTheme="majorHAnsi"/>
+      <w:rFonts w:ascii="Calibri" w:asciiTheme="majorHAnsi" w:cstheme="majorBidi" w:eastAsiaTheme="majorEastAsia" w:hAnsi="Calibri" w:hAnsiTheme="majorHAnsi"/>
       <w:color w:themeColor="accent1" w:themeShade="BF" w:val="0F4761"/>
       <w:sz w:val="32"/>
       <w:szCs w:val="32"/>
@@ -3061,7 +3310,7 @@
     <w:semiHidden/>
     <w:rsid w:val="00A10FD9"/>
     <w:rPr>
-      <w:rFonts w:cstheme="majorBidi" w:eastAsiaTheme="majorEastAsia"/>
+      <w:rFonts w:ascii="Calibri" w:cstheme="majorBidi" w:eastAsiaTheme="majorEastAsia" w:hAnsi="Calibri"/>
       <w:color w:themeColor="accent1" w:themeShade="BF" w:val="0F4761"/>
       <w:sz w:val="28"/>
       <w:szCs w:val="28"/>
@@ -3075,7 +3324,7 @@
     <w:semiHidden/>
     <w:rsid w:val="00A10FD9"/>
     <w:rPr>
-      <w:rFonts w:cstheme="majorBidi" w:eastAsiaTheme="majorEastAsia"/>
+      <w:rFonts w:ascii="Calibri" w:cstheme="majorBidi" w:eastAsiaTheme="majorEastAsia" w:hAnsi="Calibri"/>
       <w:i/>
       <w:iCs/>
       <w:color w:themeColor="accent1" w:themeShade="BF" w:val="0F4761"/>
@@ -3089,7 +3338,7 @@
     <w:semiHidden/>
     <w:rsid w:val="00A10FD9"/>
     <w:rPr>
-      <w:rFonts w:cstheme="majorBidi" w:eastAsiaTheme="majorEastAsia"/>
+      <w:rFonts w:ascii="Calibri" w:cstheme="majorBidi" w:eastAsiaTheme="majorEastAsia" w:hAnsi="Calibri"/>
       <w:color w:themeColor="accent1" w:themeShade="BF" w:val="0F4761"/>
     </w:rPr>
   </w:style>
@@ -3101,7 +3350,7 @@
     <w:semiHidden/>
     <w:rsid w:val="00A10FD9"/>
     <w:rPr>
-      <w:rFonts w:cstheme="majorBidi" w:eastAsiaTheme="majorEastAsia"/>
+      <w:rFonts w:ascii="Calibri" w:cstheme="majorBidi" w:eastAsiaTheme="majorEastAsia" w:hAnsi="Calibri"/>
       <w:i/>
       <w:iCs/>
       <w:color w:themeColor="text1" w:themeTint="A6" w:val="595959"/>
@@ -3115,7 +3364,7 @@
     <w:semiHidden/>
     <w:rsid w:val="00A10FD9"/>
     <w:rPr>
-      <w:rFonts w:cstheme="majorBidi" w:eastAsiaTheme="majorEastAsia"/>
+      <w:rFonts w:ascii="Calibri" w:cstheme="majorBidi" w:eastAsiaTheme="majorEastAsia" w:hAnsi="Calibri"/>
       <w:color w:themeColor="text1" w:themeTint="A6" w:val="595959"/>
     </w:rPr>
   </w:style>
@@ -3127,7 +3376,7 @@
     <w:semiHidden/>
     <w:rsid w:val="00A10FD9"/>
     <w:rPr>
-      <w:rFonts w:cstheme="majorBidi" w:eastAsiaTheme="majorEastAsia"/>
+      <w:rFonts w:ascii="Calibri" w:cstheme="majorBidi" w:eastAsiaTheme="majorEastAsia" w:hAnsi="Calibri"/>
       <w:i/>
       <w:iCs/>
       <w:color w:themeColor="text1" w:themeTint="D8" w:val="272727"/>
@@ -3141,7 +3390,7 @@
     <w:semiHidden/>
     <w:rsid w:val="00A10FD9"/>
     <w:rPr>
-      <w:rFonts w:cstheme="majorBidi" w:eastAsiaTheme="majorEastAsia"/>
+      <w:rFonts w:ascii="Calibri" w:cstheme="majorBidi" w:eastAsiaTheme="majorEastAsia" w:hAnsi="Calibri"/>
       <w:color w:themeColor="text1" w:themeTint="D8" w:val="272727"/>
     </w:rPr>
   </w:style>
@@ -3156,6 +3405,9 @@
       <w:spacing w:after="100" w:before="100"/>
       <w:ind w:firstLine="0" w:left="480" w:right="480"/>
     </w:pPr>
+    <w:rPr>
+      <w:rFonts w:ascii="Calibri" w:hAnsi="Calibri"/>
+    </w:rPr>
   </w:style>
   <w:style w:styleId="FootnoteText" w:type="paragraph">
     <w:name w:val="Footnote Text"/>
@@ -3164,6 +3416,9 @@
     <w:uiPriority w:val="9"/>
     <w:unhideWhenUsed/>
     <w:qFormat/>
+    <w:rPr>
+      <w:rFonts w:ascii="Calibri" w:hAnsi="Calibri"/>
+    </w:rPr>
   </w:style>
   <w:style w:styleId="FootnoteBlockText" w:type="paragraph">
     <w:name w:val="Footnote Block Text"/>
@@ -3176,11 +3431,17 @@
       <w:spacing w:after="100" w:before="100"/>
       <w:ind w:firstLine="0" w:left="480" w:right="480"/>
     </w:pPr>
+    <w:rPr>
+      <w:rFonts w:ascii="Calibri" w:hAnsi="Calibri"/>
+    </w:rPr>
   </w:style>
   <w:style w:default="1" w:styleId="DefaultParagraphFont" w:type="character">
     <w:name w:val="Default Paragraph Font"/>
     <w:semiHidden/>
     <w:unhideWhenUsed/>
+    <w:rPr>
+      <w:rFonts w:ascii="Calibri" w:hAnsi="Calibri"/>
+    </w:rPr>
   </w:style>
   <w:style w:default="1" w:styleId="Table" w:type="table">
     <w:name w:val="Table"/>
@@ -3188,6 +3449,9 @@
     <w:semiHidden/>
     <w:unhideWhenUsed/>
     <w:qFormat/>
+    <w:rPr>
+      <w:rFonts w:ascii="Calibri" w:hAnsi="Calibri"/>
+    </w:rPr>
     <w:tblPr>
       <w:tblInd w:type="dxa" w:w="0"/>
       <w:tblCellMar>
@@ -3216,12 +3480,16 @@
       <w:spacing w:after="0"/>
     </w:pPr>
     <w:rPr>
+      <w:rFonts w:ascii="Calibri" w:hAnsi="Calibri"/>
       <w:b/>
     </w:rPr>
   </w:style>
   <w:style w:customStyle="1" w:styleId="Definition" w:type="paragraph">
     <w:name w:val="Definition"/>
     <w:basedOn w:val="Normal"/>
+    <w:rPr>
+      <w:rFonts w:ascii="Calibri" w:hAnsi="Calibri"/>
+    </w:rPr>
   </w:style>
   <w:style w:styleId="Caption" w:type="paragraph">
     <w:name w:val="Caption"/>
@@ -3231,6 +3499,7 @@
       <w:spacing w:after="120" w:before="0"/>
     </w:pPr>
     <w:rPr>
+      <w:rFonts w:ascii="Calibri" w:hAnsi="Calibri"/>
       <w:i/>
     </w:rPr>
   </w:style>
@@ -3240,14 +3509,23 @@
     <w:pPr>
       <w:keepNext/>
     </w:pPr>
+    <w:rPr>
+      <w:rFonts w:ascii="Calibri" w:hAnsi="Calibri"/>
+    </w:rPr>
   </w:style>
   <w:style w:customStyle="1" w:styleId="ImageCaption" w:type="paragraph">
     <w:name w:val="Image Caption"/>
     <w:basedOn w:val="Caption"/>
+    <w:rPr>
+      <w:rFonts w:ascii="Calibri" w:hAnsi="Calibri"/>
+    </w:rPr>
   </w:style>
   <w:style w:customStyle="1" w:styleId="Figure" w:type="paragraph">
     <w:name w:val="Figure"/>
     <w:basedOn w:val="Normal"/>
+    <w:rPr>
+      <w:rFonts w:ascii="Calibri" w:hAnsi="Calibri"/>
+    </w:rPr>
   </w:style>
   <w:style w:customStyle="1" w:styleId="CaptionedFigure" w:type="paragraph">
     <w:name w:val="Captioned Figure"/>
@@ -3255,28 +3533,38 @@
     <w:pPr>
       <w:keepNext/>
     </w:pPr>
+    <w:rPr>
+      <w:rFonts w:ascii="Calibri" w:hAnsi="Calibri"/>
+    </w:rPr>
   </w:style>
   <w:style w:customStyle="1" w:styleId="BodyTextChar" w:type="character">
     <w:name w:val="Body Text Char"/>
     <w:basedOn w:val="DefaultParagraphFont"/>
     <w:link w:val="BodyText"/>
+    <w:rPr>
+      <w:rFonts w:ascii="Calibri" w:hAnsi="Calibri"/>
+    </w:rPr>
   </w:style>
   <w:style w:customStyle="1" w:styleId="VerbatimChar" w:type="character">
     <w:name w:val="Verbatim Char"/>
     <w:basedOn w:val="BodyTextChar"/>
     <w:rPr>
-      <w:rFonts w:ascii="Consolas" w:hAnsi="Consolas"/>
+      <w:rFonts w:ascii="Calibri" w:hAnsi="Calibri"/>
       <w:sz w:val="22"/>
     </w:rPr>
   </w:style>
   <w:style w:customStyle="1" w:styleId="SectionNumber" w:type="character">
     <w:name w:val="Section Number"/>
     <w:basedOn w:val="BodyTextChar"/>
+    <w:rPr>
+      <w:rFonts w:ascii="Calibri" w:hAnsi="Calibri"/>
+    </w:rPr>
   </w:style>
   <w:style w:styleId="FootnoteReference" w:type="character">
     <w:name w:val="Footnote Reference"/>
     <w:basedOn w:val="BodyTextChar"/>
     <w:rPr>
+      <w:rFonts w:ascii="Calibri" w:hAnsi="Calibri"/>
       <w:vertAlign w:val="superscript"/>
     </w:rPr>
   </w:style>
@@ -3284,6 +3572,7 @@
     <w:name w:val="Hyperlink"/>
     <w:basedOn w:val="BodyTextChar"/>
     <w:rPr>
+      <w:rFonts w:ascii="Calibri" w:hAnsi="Calibri"/>
       <w:color w:themeColor="accent1" w:val="4F81BD"/>
     </w:rPr>
   </w:style>
@@ -3299,7 +3588,7 @@
       <w:outlineLvl w:val="9"/>
     </w:pPr>
     <w:rPr>
-      <w:rFonts w:asciiTheme="majorHAnsi" w:cstheme="majorBidi" w:eastAsiaTheme="majorEastAsia" w:hAnsiTheme="majorHAnsi"/>
+      <w:rFonts w:ascii="Calibri" w:asciiTheme="majorHAnsi" w:cstheme="majorBidi" w:eastAsiaTheme="majorEastAsia" w:hAnsi="Calibri" w:hAnsiTheme="majorHAnsi"/>
       <w:b w:val="0"/>
       <w:bCs w:val="0"/>
       <w:color w:themeColor="accent1" w:themeShade="BF" w:val="365F91"/>
